--- a/_build/docx/01_Кадровые_документы/10_Положение_об_аттестации_ИТР.docx
+++ b/_build/docx/01_Кадровые_документы/10_Положение_об_аттестации_ИТР.docx
@@ -110,7 +110,7 @@
         <w:rPr>
           <w:rFonts w:ascii="Times New Roman" w:hAnsi="Times New Roman"/>
         </w:rPr>
-        <w:t>1.2. Аттестация проводится в соответствии с трудовым законодательством Республики Беларусь, Единым квалификационным справочником должностей служащих и работников (ЕКСД) и настоящем Положением.</w:t>
+        <w:t>1.2. Аттестация проводится в соответствии с трудовым законодательством Республики Беларусь, Единым квалификационным справочником должностей служащих и работников (ЕКСД) и настоящим Положением.</w:t>
       </w:r>
     </w:p>
     <w:p>

--- a/_build/docx/01_Кадровые_документы/10_Положение_об_аттестации_ИТР.docx
+++ b/_build/docx/01_Кадровые_документы/10_Положение_об_аттестации_ИТР.docx
@@ -110,7 +110,7 @@
         <w:rPr>
           <w:rFonts w:ascii="Times New Roman" w:hAnsi="Times New Roman"/>
         </w:rPr>
-        <w:t>1.2. Аттестация проводится в соответствии с трудовым законодательством Республики Беларусь, Единым квалификационным справочником должностей служащих и работников (ЕКСД) и настоящим Положением.</w:t>
+        <w:t>1.2. Аттестация проводится в соответствии с трудовым законодательством Республики Беларусь, Общими положениями Единого квалификационного справочника должностей служащих (утв. постановлением Министерства труда и социальной защиты Республики Беларусь от 02.01.2012 № 1), выпуском 39 ЕКСД «Должности служащих, занятых в области инженерно-технического проектирования» (утв. постановлением Министерства труда и социальной защиты Республики Беларусь от 23.02.2024 № 9, вступил в силу с 1 мая 2024 г.) и настоящим Положением.</w:t>
       </w:r>
     </w:p>
     <w:p>
@@ -170,7 +170,128 @@
         <w:rPr>
           <w:rFonts w:ascii="Times New Roman" w:hAnsi="Times New Roman"/>
         </w:rPr>
-        <w:t>ведущий инженер-конструктор.</w:t>
+        <w:t>ведущий конструктор (раздел II выпуска 39 ЕКСД);</w:t>
+      </w:r>
+    </w:p>
+    <w:p>
+      <w:pPr>
+        <w:pStyle w:val="ListBullet"/>
+      </w:pPr>
+      <w:r>
+        <w:rPr>
+          <w:rFonts w:ascii="Times New Roman" w:hAnsi="Times New Roman"/>
+        </w:rPr>
+        <w:t>архитектор (раздел II выпуска 39 ЕКСД);</w:t>
+      </w:r>
+    </w:p>
+    <w:p>
+      <w:pPr>
+        <w:pStyle w:val="ListBullet"/>
+      </w:pPr>
+      <w:r>
+        <w:rPr>
+          <w:rFonts w:ascii="Times New Roman" w:hAnsi="Times New Roman"/>
+        </w:rPr>
+        <w:t>начальник проектно-конструкторского отдела (раздел I выпуска 39 ЕКСД).</w:t>
+      </w:r>
+    </w:p>
+    <w:p>
+      <w:r>
+        <w:rPr>
+          <w:rFonts w:ascii="Times New Roman" w:hAnsi="Times New Roman"/>
+        </w:rPr>
+        <w:t>1.5. Наименования должностей работников ПКО применяются в соответствии с ЕКСД.</w:t>
+      </w:r>
+    </w:p>
+    <w:p>
+      <w:r>
+        <w:rPr>
+          <w:rFonts w:ascii="Times New Roman" w:hAnsi="Times New Roman"/>
+        </w:rPr>
+        <w:t xml:space="preserve">Должность руководителя отдела именуется </w:t>
+      </w:r>
+      <w:r>
+        <w:rPr>
+          <w:rFonts w:ascii="Times New Roman" w:hAnsi="Times New Roman"/>
+          <w:b/>
+        </w:rPr>
+        <w:t>«начальник проектно-конструкторского</w:t>
+      </w:r>
+    </w:p>
+    <w:p>
+      <w:r>
+        <w:rPr>
+          <w:rFonts w:ascii="Times New Roman" w:hAnsi="Times New Roman"/>
+        </w:rPr>
+        <w:t>отдела»</w:t>
+      </w:r>
+      <w:r>
+        <w:rPr>
+          <w:rFonts w:ascii="Times New Roman" w:hAnsi="Times New Roman"/>
+          <w:b/>
+        </w:rPr>
+        <w:t xml:space="preserve"> (в выпуске 39 ЕКСД — «Начальник (заведующий) проектно-конструкторским</w:t>
+      </w:r>
+    </w:p>
+    <w:p>
+      <w:r>
+        <w:rPr>
+          <w:rFonts w:ascii="Times New Roman" w:hAnsi="Times New Roman"/>
+        </w:rPr>
+        <w:t xml:space="preserve">отделом») и относится к категории </w:t>
+      </w:r>
+      <w:r>
+        <w:rPr>
+          <w:rFonts w:ascii="Times New Roman" w:hAnsi="Times New Roman"/>
+          <w:b/>
+        </w:rPr>
+        <w:t>руководителей</w:t>
+      </w:r>
+      <w:r>
+        <w:rPr>
+          <w:rFonts w:ascii="Times New Roman" w:hAnsi="Times New Roman"/>
+        </w:rPr>
+        <w:t>.</w:t>
+      </w:r>
+    </w:p>
+    <w:p>
+      <w:r>
+        <w:rPr>
+          <w:rFonts w:ascii="Times New Roman" w:hAnsi="Times New Roman"/>
+        </w:rPr>
+        <w:t>1.6. На должность в порядке исключения может быть назначено лицо, образование и</w:t>
+      </w:r>
+    </w:p>
+    <w:p>
+      <w:r>
+        <w:rPr>
+          <w:rFonts w:ascii="Times New Roman" w:hAnsi="Times New Roman"/>
+        </w:rPr>
+        <w:t>(или) стаж работы которого не соответствуют квалификационным требованиям</w:t>
+      </w:r>
+    </w:p>
+    <w:p>
+      <w:r>
+        <w:rPr>
+          <w:rFonts w:ascii="Times New Roman" w:hAnsi="Times New Roman"/>
+        </w:rPr>
+        <w:t>соответствующей квалификационной характеристики, — на основании пункта 12 Общих</w:t>
+      </w:r>
+    </w:p>
+    <w:p>
+      <w:r>
+        <w:rPr>
+          <w:rFonts w:ascii="Times New Roman" w:hAnsi="Times New Roman"/>
+        </w:rPr>
+        <w:t>положений ЕКСД, с учётом рекомендации аттестационной комиссии. Такая рекомендация</w:t>
+      </w:r>
+    </w:p>
+    <w:p>
+      <w:r>
+        <w:rPr>
+          <w:rFonts w:ascii="Times New Roman" w:hAnsi="Times New Roman"/>
+        </w:rPr>
+        <w:t>отражается в протоколе заседания комиссии и в приказе по итогам аттестации.</w:t>
       </w:r>
     </w:p>
     <w:p>
@@ -451,6 +572,9 @@
         <w:gridCol w:w="3324"/>
       </w:tblGrid>
       <w:tr>
+        <w:trPr>
+          <w:tblHeader w:val="true"/>
+        </w:trPr>
         <w:tc>
           <w:tcPr>
             <w:tcW w:type="dxa" w:w="3324"/>
@@ -610,7 +734,7 @@
                 <w:rFonts w:ascii="Times New Roman" w:hAnsi="Times New Roman"/>
                 <w:sz w:val="22"/>
               </w:rPr>
-              <w:t>Руководитель ПКО (если аттестуется не он сам)</w:t>
+              <w:t>Начальник ПКО (если аттестуется не он сам)</w:t>
             </w:r>
           </w:p>
         </w:tc>
@@ -654,7 +778,7 @@
                 <w:rFonts w:ascii="Times New Roman" w:hAnsi="Times New Roman"/>
                 <w:sz w:val="22"/>
               </w:rPr>
-              <w:t>Главный специалист / ведущий инженер (при наличии)</w:t>
+              <w:t>Главный специалист / ведущий конструктор (при наличии)</w:t>
             </w:r>
           </w:p>
         </w:tc>
@@ -1349,6 +1473,60 @@
         <w:rPr>
           <w:rFonts w:ascii="Times New Roman" w:hAnsi="Times New Roman"/>
         </w:rPr>
+        <w:t xml:space="preserve">Дополнительно комиссия вправе </w:t>
+      </w:r>
+      <w:r>
+        <w:rPr>
+          <w:rFonts w:ascii="Times New Roman" w:hAnsi="Times New Roman"/>
+          <w:b/>
+        </w:rPr>
+        <w:t>рекомендовать нанимателю назначение работника на</w:t>
+      </w:r>
+    </w:p>
+    <w:p>
+      <w:r>
+        <w:rPr>
+          <w:rFonts w:ascii="Times New Roman" w:hAnsi="Times New Roman"/>
+        </w:rPr>
+        <w:t>должность в порядке исключения</w:t>
+      </w:r>
+      <w:r>
+        <w:rPr>
+          <w:rFonts w:ascii="Times New Roman" w:hAnsi="Times New Roman"/>
+          <w:b/>
+        </w:rPr>
+        <w:t xml:space="preserve"> (пункт 12 Общих положений ЕКСД), если его</w:t>
+      </w:r>
+    </w:p>
+    <w:p>
+      <w:r>
+        <w:rPr>
+          <w:rFonts w:ascii="Times New Roman" w:hAnsi="Times New Roman"/>
+        </w:rPr>
+        <w:t>образование и (или) стаж работы не соответствуют квалификационной характеристике,</w:t>
+      </w:r>
+    </w:p>
+    <w:p>
+      <w:r>
+        <w:rPr>
+          <w:rFonts w:ascii="Times New Roman" w:hAnsi="Times New Roman"/>
+        </w:rPr>
+        <w:t>но работник обладает достаточным практическим опытом и качественно выполняет</w:t>
+      </w:r>
+    </w:p>
+    <w:p>
+      <w:r>
+        <w:rPr>
+          <w:rFonts w:ascii="Times New Roman" w:hAnsi="Times New Roman"/>
+        </w:rPr>
+        <w:t>возложенные обязанности.</w:t>
+      </w:r>
+    </w:p>
+    <w:p>
+      <w:r>
+        <w:rPr>
+          <w:rFonts w:ascii="Times New Roman" w:hAnsi="Times New Roman"/>
+        </w:rPr>
         <w:t xml:space="preserve">6.4. Решение комиссии оформляется </w:t>
       </w:r>
       <w:r>
@@ -1585,6 +1763,9 @@
         <w:gridCol w:w="1995"/>
       </w:tblGrid>
       <w:tr>
+        <w:trPr>
+          <w:tblHeader w:val="true"/>
+        </w:trPr>
         <w:tc>
           <w:tcPr>
             <w:tcW w:type="dxa" w:w="1995"/>
@@ -2033,6 +2214,9 @@
         <w:gridCol w:w="1662"/>
       </w:tblGrid>
       <w:tr>
+        <w:trPr>
+          <w:tblHeader w:val="true"/>
+        </w:trPr>
         <w:tc>
           <w:tcPr>
             <w:tcW w:type="dxa" w:w="1662"/>
@@ -2435,6 +2619,9 @@
         <w:gridCol w:w="3324"/>
       </w:tblGrid>
       <w:tr>
+        <w:trPr>
+          <w:tblHeader w:val="true"/>
+        </w:trPr>
         <w:tc>
           <w:tcPr>
             <w:tcW w:type="dxa" w:w="3324"/>
@@ -2639,6 +2826,37 @@
         <w:t>АТТЕСТАЦИОННЫЙ ЛИСТ</w:t>
       </w:r>
     </w:p>
+    <w:p>
+      <w:r>
+        <w:rPr>
+          <w:rFonts w:ascii="Times New Roman" w:hAnsi="Times New Roman"/>
+        </w:rPr>
+        <w:t xml:space="preserve">Каждая группа критериев оценивается </w:t>
+      </w:r>
+      <w:r>
+        <w:rPr>
+          <w:rFonts w:ascii="Times New Roman" w:hAnsi="Times New Roman"/>
+          <w:b/>
+        </w:rPr>
+        <w:t>одной оценкой по 10-балльной шкале</w:t>
+      </w:r>
+    </w:p>
+    <w:p>
+      <w:r>
+        <w:rPr>
+          <w:rFonts w:ascii="Times New Roman" w:hAnsi="Times New Roman"/>
+        </w:rPr>
+        <w:t>(от 1 до 10). Перечисленное в скобках — состав группы, отдельными баллами</w:t>
+      </w:r>
+    </w:p>
+    <w:p>
+      <w:r>
+        <w:rPr>
+          <w:rFonts w:ascii="Times New Roman" w:hAnsi="Times New Roman"/>
+        </w:rPr>
+        <w:t>не оценивается.</w:t>
+      </w:r>
+    </w:p>
     <w:tbl>
       <w:tblPr>
         <w:tblStyle w:val="TableGrid"/>
@@ -2653,6 +2871,9 @@
         <w:gridCol w:w="2493"/>
       </w:tblGrid>
       <w:tr>
+        <w:trPr>
+          <w:tblHeader w:val="true"/>
+        </w:trPr>
         <w:tc>
           <w:tcPr>
             <w:tcW w:type="dxa" w:w="2493"/>
@@ -2694,7 +2915,7 @@
                 <w:b/>
                 <w:sz w:val="22"/>
               </w:rPr>
-              <w:t>Оценка (баллы 1-10)</w:t>
+              <w:t>Оценка (1–10)</w:t>
             </w:r>
           </w:p>
         </w:tc>
@@ -2743,257 +2964,12 @@
               </w:rPr>
               <w:t>Профессиональные знания</w:t>
             </w:r>
-          </w:p>
-        </w:tc>
-        <w:tc>
-          <w:tcPr>
-            <w:tcW w:type="dxa" w:w="2493"/>
-          </w:tcPr>
-          <w:p/>
-        </w:tc>
-        <w:tc>
-          <w:tcPr>
-            <w:tcW w:type="dxa" w:w="2493"/>
-          </w:tcPr>
-          <w:p/>
-        </w:tc>
-      </w:tr>
-      <w:tr>
-        <w:tc>
-          <w:tcPr>
-            <w:tcW w:type="dxa" w:w="2493"/>
-          </w:tcPr>
-          <w:p>
             <w:r>
               <w:rPr>
                 <w:rFonts w:ascii="Times New Roman" w:hAnsi="Times New Roman"/>
                 <w:sz w:val="22"/>
               </w:rPr>
-              <w:t>1</w:t>
-            </w:r>
-          </w:p>
-        </w:tc>
-        <w:tc>
-          <w:tcPr>
-            <w:tcW w:type="dxa" w:w="2493"/>
-          </w:tcPr>
-          <w:p>
-            <w:r>
-              <w:rPr>
-                <w:rFonts w:ascii="Times New Roman" w:hAnsi="Times New Roman"/>
-                <w:sz w:val="22"/>
-              </w:rPr>
-              <w:t>Знание правил оформления документации стадии КМД (ГОСТ, СНБ, СТБ)</w:t>
-            </w:r>
-          </w:p>
-        </w:tc>
-        <w:tc>
-          <w:tcPr>
-            <w:tcW w:type="dxa" w:w="2493"/>
-          </w:tcPr>
-          <w:p/>
-        </w:tc>
-        <w:tc>
-          <w:tcPr>
-            <w:tcW w:type="dxa" w:w="2493"/>
-          </w:tcPr>
-          <w:p/>
-        </w:tc>
-      </w:tr>
-      <w:tr>
-        <w:tc>
-          <w:tcPr>
-            <w:tcW w:type="dxa" w:w="2493"/>
-          </w:tcPr>
-          <w:p>
-            <w:r>
-              <w:rPr>
-                <w:rFonts w:ascii="Times New Roman" w:hAnsi="Times New Roman"/>
-                <w:sz w:val="22"/>
-              </w:rPr>
-              <w:t>2</w:t>
-            </w:r>
-          </w:p>
-        </w:tc>
-        <w:tc>
-          <w:tcPr>
-            <w:tcW w:type="dxa" w:w="2493"/>
-          </w:tcPr>
-          <w:p>
-            <w:r>
-              <w:rPr>
-                <w:rFonts w:ascii="Times New Roman" w:hAnsi="Times New Roman"/>
-                <w:sz w:val="22"/>
-              </w:rPr>
-              <w:t>Знание Регламента оформления чертежей КМД</w:t>
-            </w:r>
-          </w:p>
-        </w:tc>
-        <w:tc>
-          <w:tcPr>
-            <w:tcW w:type="dxa" w:w="2493"/>
-          </w:tcPr>
-          <w:p/>
-        </w:tc>
-        <w:tc>
-          <w:tcPr>
-            <w:tcW w:type="dxa" w:w="2493"/>
-          </w:tcPr>
-          <w:p/>
-        </w:tc>
-      </w:tr>
-      <w:tr>
-        <w:tc>
-          <w:tcPr>
-            <w:tcW w:type="dxa" w:w="2493"/>
-          </w:tcPr>
-          <w:p>
-            <w:r>
-              <w:rPr>
-                <w:rFonts w:ascii="Times New Roman" w:hAnsi="Times New Roman"/>
-                <w:sz w:val="22"/>
-              </w:rPr>
-              <w:t>3</w:t>
-            </w:r>
-          </w:p>
-        </w:tc>
-        <w:tc>
-          <w:tcPr>
-            <w:tcW w:type="dxa" w:w="2493"/>
-          </w:tcPr>
-          <w:p>
-            <w:r>
-              <w:rPr>
-                <w:rFonts w:ascii="Times New Roman" w:hAnsi="Times New Roman"/>
-                <w:sz w:val="22"/>
-              </w:rPr>
-              <w:t>Знание методов расчёта металлоконструкций</w:t>
-            </w:r>
-          </w:p>
-        </w:tc>
-        <w:tc>
-          <w:tcPr>
-            <w:tcW w:type="dxa" w:w="2493"/>
-          </w:tcPr>
-          <w:p/>
-        </w:tc>
-        <w:tc>
-          <w:tcPr>
-            <w:tcW w:type="dxa" w:w="2493"/>
-          </w:tcPr>
-          <w:p/>
-        </w:tc>
-      </w:tr>
-      <w:tr>
-        <w:tc>
-          <w:tcPr>
-            <w:tcW w:type="dxa" w:w="2493"/>
-          </w:tcPr>
-          <w:p>
-            <w:r>
-              <w:rPr>
-                <w:rFonts w:ascii="Times New Roman" w:hAnsi="Times New Roman"/>
-                <w:sz w:val="22"/>
-              </w:rPr>
-              <w:t>4</w:t>
-            </w:r>
-          </w:p>
-        </w:tc>
-        <w:tc>
-          <w:tcPr>
-            <w:tcW w:type="dxa" w:w="2493"/>
-          </w:tcPr>
-          <w:p>
-            <w:r>
-              <w:rPr>
-                <w:rFonts w:ascii="Times New Roman" w:hAnsi="Times New Roman"/>
-                <w:sz w:val="22"/>
-              </w:rPr>
-              <w:t>Знание порядка разработки спецификаций, ведомостей</w:t>
-            </w:r>
-          </w:p>
-        </w:tc>
-        <w:tc>
-          <w:tcPr>
-            <w:tcW w:type="dxa" w:w="2493"/>
-          </w:tcPr>
-          <w:p/>
-        </w:tc>
-        <w:tc>
-          <w:tcPr>
-            <w:tcW w:type="dxa" w:w="2493"/>
-          </w:tcPr>
-          <w:p/>
-        </w:tc>
-      </w:tr>
-      <w:tr>
-        <w:tc>
-          <w:tcPr>
-            <w:tcW w:type="dxa" w:w="2493"/>
-          </w:tcPr>
-          <w:p>
-            <w:r>
-              <w:rPr>
-                <w:rFonts w:ascii="Times New Roman" w:hAnsi="Times New Roman"/>
-                <w:sz w:val="22"/>
-              </w:rPr>
-              <w:t>5</w:t>
-            </w:r>
-          </w:p>
-        </w:tc>
-        <w:tc>
-          <w:tcPr>
-            <w:tcW w:type="dxa" w:w="2493"/>
-          </w:tcPr>
-          <w:p>
-            <w:r>
-              <w:rPr>
-                <w:rFonts w:ascii="Times New Roman" w:hAnsi="Times New Roman"/>
-                <w:sz w:val="22"/>
-              </w:rPr>
-              <w:t>Знание САПР, CutLogic 1D, DXF</w:t>
-            </w:r>
-          </w:p>
-        </w:tc>
-        <w:tc>
-          <w:tcPr>
-            <w:tcW w:type="dxa" w:w="2493"/>
-          </w:tcPr>
-          <w:p/>
-        </w:tc>
-        <w:tc>
-          <w:tcPr>
-            <w:tcW w:type="dxa" w:w="2493"/>
-          </w:tcPr>
-          <w:p/>
-        </w:tc>
-      </w:tr>
-      <w:tr>
-        <w:tc>
-          <w:tcPr>
-            <w:tcW w:type="dxa" w:w="2493"/>
-          </w:tcPr>
-          <w:p>
-            <w:r>
-              <w:rPr>
-                <w:rFonts w:ascii="Times New Roman" w:hAnsi="Times New Roman"/>
-                <w:sz w:val="22"/>
-              </w:rPr>
-              <w:t>6</w:t>
-            </w:r>
-          </w:p>
-        </w:tc>
-        <w:tc>
-          <w:tcPr>
-            <w:tcW w:type="dxa" w:w="2493"/>
-          </w:tcPr>
-          <w:p>
-            <w:r>
-              <w:rPr>
-                <w:rFonts w:ascii="Times New Roman" w:hAnsi="Times New Roman"/>
-                <w:sz w:val="22"/>
-              </w:rPr>
-              <w:t>Знание правил нормоконтроля</w:t>
+              <w:t xml:space="preserve"> (знание правил оформления документации стадии КМД — ГОСТ, СНБ, СТБ; знание Регламента оформления чертежей КМД; знание методов расчёта металлоконструкций; знание порядка разработки спецификаций и ведомостей; знание САПР, CutLogic 1D, DXF; знание правил нормоконтроля)</w:t>
             </w:r>
           </w:p>
         </w:tc>
@@ -3039,257 +3015,12 @@
               </w:rPr>
               <w:t>Практические навыки</w:t>
             </w:r>
-          </w:p>
-        </w:tc>
-        <w:tc>
-          <w:tcPr>
-            <w:tcW w:type="dxa" w:w="2493"/>
-          </w:tcPr>
-          <w:p/>
-        </w:tc>
-        <w:tc>
-          <w:tcPr>
-            <w:tcW w:type="dxa" w:w="2493"/>
-          </w:tcPr>
-          <w:p/>
-        </w:tc>
-      </w:tr>
-      <w:tr>
-        <w:tc>
-          <w:tcPr>
-            <w:tcW w:type="dxa" w:w="2493"/>
-          </w:tcPr>
-          <w:p>
             <w:r>
               <w:rPr>
                 <w:rFonts w:ascii="Times New Roman" w:hAnsi="Times New Roman"/>
                 <w:sz w:val="22"/>
               </w:rPr>
-              <w:t>7</w:t>
-            </w:r>
-          </w:p>
-        </w:tc>
-        <w:tc>
-          <w:tcPr>
-            <w:tcW w:type="dxa" w:w="2493"/>
-          </w:tcPr>
-          <w:p>
-            <w:r>
-              <w:rPr>
-                <w:rFonts w:ascii="Times New Roman" w:hAnsi="Times New Roman"/>
-                <w:sz w:val="22"/>
-              </w:rPr>
-              <w:t>Качество чертежей отправочных марок, деталей</w:t>
-            </w:r>
-          </w:p>
-        </w:tc>
-        <w:tc>
-          <w:tcPr>
-            <w:tcW w:type="dxa" w:w="2493"/>
-          </w:tcPr>
-          <w:p/>
-        </w:tc>
-        <w:tc>
-          <w:tcPr>
-            <w:tcW w:type="dxa" w:w="2493"/>
-          </w:tcPr>
-          <w:p/>
-        </w:tc>
-      </w:tr>
-      <w:tr>
-        <w:tc>
-          <w:tcPr>
-            <w:tcW w:type="dxa" w:w="2493"/>
-          </w:tcPr>
-          <w:p>
-            <w:r>
-              <w:rPr>
-                <w:rFonts w:ascii="Times New Roman" w:hAnsi="Times New Roman"/>
-                <w:sz w:val="22"/>
-              </w:rPr>
-              <w:t>8</w:t>
-            </w:r>
-          </w:p>
-        </w:tc>
-        <w:tc>
-          <w:tcPr>
-            <w:tcW w:type="dxa" w:w="2493"/>
-          </w:tcPr>
-          <w:p>
-            <w:r>
-              <w:rPr>
-                <w:rFonts w:ascii="Times New Roman" w:hAnsi="Times New Roman"/>
-                <w:sz w:val="22"/>
-              </w:rPr>
-              <w:t>Качество спецификаций, ведомостей</w:t>
-            </w:r>
-          </w:p>
-        </w:tc>
-        <w:tc>
-          <w:tcPr>
-            <w:tcW w:type="dxa" w:w="2493"/>
-          </w:tcPr>
-          <w:p/>
-        </w:tc>
-        <w:tc>
-          <w:tcPr>
-            <w:tcW w:type="dxa" w:w="2493"/>
-          </w:tcPr>
-          <w:p/>
-        </w:tc>
-      </w:tr>
-      <w:tr>
-        <w:tc>
-          <w:tcPr>
-            <w:tcW w:type="dxa" w:w="2493"/>
-          </w:tcPr>
-          <w:p>
-            <w:r>
-              <w:rPr>
-                <w:rFonts w:ascii="Times New Roman" w:hAnsi="Times New Roman"/>
-                <w:sz w:val="22"/>
-              </w:rPr>
-              <w:t>9</w:t>
-            </w:r>
-          </w:p>
-        </w:tc>
-        <w:tc>
-          <w:tcPr>
-            <w:tcW w:type="dxa" w:w="2493"/>
-          </w:tcPr>
-          <w:p>
-            <w:r>
-              <w:rPr>
-                <w:rFonts w:ascii="Times New Roman" w:hAnsi="Times New Roman"/>
-                <w:sz w:val="22"/>
-              </w:rPr>
-              <w:t>Соблюдение сроков</w:t>
-            </w:r>
-          </w:p>
-        </w:tc>
-        <w:tc>
-          <w:tcPr>
-            <w:tcW w:type="dxa" w:w="2493"/>
-          </w:tcPr>
-          <w:p/>
-        </w:tc>
-        <w:tc>
-          <w:tcPr>
-            <w:tcW w:type="dxa" w:w="2493"/>
-          </w:tcPr>
-          <w:p/>
-        </w:tc>
-      </w:tr>
-      <w:tr>
-        <w:tc>
-          <w:tcPr>
-            <w:tcW w:type="dxa" w:w="2493"/>
-          </w:tcPr>
-          <w:p>
-            <w:r>
-              <w:rPr>
-                <w:rFonts w:ascii="Times New Roman" w:hAnsi="Times New Roman"/>
-                <w:sz w:val="22"/>
-              </w:rPr>
-              <w:t>10</w:t>
-            </w:r>
-          </w:p>
-        </w:tc>
-        <w:tc>
-          <w:tcPr>
-            <w:tcW w:type="dxa" w:w="2493"/>
-          </w:tcPr>
-          <w:p>
-            <w:r>
-              <w:rPr>
-                <w:rFonts w:ascii="Times New Roman" w:hAnsi="Times New Roman"/>
-                <w:sz w:val="22"/>
-              </w:rPr>
-              <w:t>Отсутствие замечаний нормоконтроля</w:t>
-            </w:r>
-          </w:p>
-        </w:tc>
-        <w:tc>
-          <w:tcPr>
-            <w:tcW w:type="dxa" w:w="2493"/>
-          </w:tcPr>
-          <w:p/>
-        </w:tc>
-        <w:tc>
-          <w:tcPr>
-            <w:tcW w:type="dxa" w:w="2493"/>
-          </w:tcPr>
-          <w:p/>
-        </w:tc>
-      </w:tr>
-      <w:tr>
-        <w:tc>
-          <w:tcPr>
-            <w:tcW w:type="dxa" w:w="2493"/>
-          </w:tcPr>
-          <w:p>
-            <w:r>
-              <w:rPr>
-                <w:rFonts w:ascii="Times New Roman" w:hAnsi="Times New Roman"/>
-                <w:sz w:val="22"/>
-              </w:rPr>
-              <w:t>11</w:t>
-            </w:r>
-          </w:p>
-        </w:tc>
-        <w:tc>
-          <w:tcPr>
-            <w:tcW w:type="dxa" w:w="2493"/>
-          </w:tcPr>
-          <w:p>
-            <w:r>
-              <w:rPr>
-                <w:rFonts w:ascii="Times New Roman" w:hAnsi="Times New Roman"/>
-                <w:sz w:val="22"/>
-              </w:rPr>
-              <w:t>Работа с исходными данными (КМ, КЖ, АР)</w:t>
-            </w:r>
-          </w:p>
-        </w:tc>
-        <w:tc>
-          <w:tcPr>
-            <w:tcW w:type="dxa" w:w="2493"/>
-          </w:tcPr>
-          <w:p/>
-        </w:tc>
-        <w:tc>
-          <w:tcPr>
-            <w:tcW w:type="dxa" w:w="2493"/>
-          </w:tcPr>
-          <w:p/>
-        </w:tc>
-      </w:tr>
-      <w:tr>
-        <w:tc>
-          <w:tcPr>
-            <w:tcW w:type="dxa" w:w="2493"/>
-          </w:tcPr>
-          <w:p>
-            <w:r>
-              <w:rPr>
-                <w:rFonts w:ascii="Times New Roman" w:hAnsi="Times New Roman"/>
-                <w:sz w:val="22"/>
-              </w:rPr>
-              <w:t>12</w:t>
-            </w:r>
-          </w:p>
-        </w:tc>
-        <w:tc>
-          <w:tcPr>
-            <w:tcW w:type="dxa" w:w="2493"/>
-          </w:tcPr>
-          <w:p>
-            <w:r>
-              <w:rPr>
-                <w:rFonts w:ascii="Times New Roman" w:hAnsi="Times New Roman"/>
-                <w:sz w:val="22"/>
-              </w:rPr>
-              <w:t>Подготовка раскроя (карты, DXF)</w:t>
+              <w:t xml:space="preserve"> (качество чертежей отправочных марок и деталей; качество спецификаций и ведомостей; соблюдение сроков; отсутствие замечаний нормоконтроля; работа с исходными данными КМ, КЖ, АР; подготовка раскроя — раскроечные карты, DXF)</w:t>
             </w:r>
           </w:p>
         </w:tc>
@@ -3340,217 +3071,7 @@
                 <w:rFonts w:ascii="Times New Roman" w:hAnsi="Times New Roman"/>
                 <w:sz w:val="22"/>
               </w:rPr>
-              <w:t xml:space="preserve"> (для руководителей)</w:t>
-            </w:r>
-          </w:p>
-        </w:tc>
-        <w:tc>
-          <w:tcPr>
-            <w:tcW w:type="dxa" w:w="2493"/>
-          </w:tcPr>
-          <w:p/>
-        </w:tc>
-        <w:tc>
-          <w:tcPr>
-            <w:tcW w:type="dxa" w:w="2493"/>
-          </w:tcPr>
-          <w:p/>
-        </w:tc>
-      </w:tr>
-      <w:tr>
-        <w:tc>
-          <w:tcPr>
-            <w:tcW w:type="dxa" w:w="2493"/>
-          </w:tcPr>
-          <w:p>
-            <w:r>
-              <w:rPr>
-                <w:rFonts w:ascii="Times New Roman" w:hAnsi="Times New Roman"/>
-                <w:sz w:val="22"/>
-              </w:rPr>
-              <w:t>13</w:t>
-            </w:r>
-          </w:p>
-        </w:tc>
-        <w:tc>
-          <w:tcPr>
-            <w:tcW w:type="dxa" w:w="2493"/>
-          </w:tcPr>
-          <w:p>
-            <w:r>
-              <w:rPr>
-                <w:rFonts w:ascii="Times New Roman" w:hAnsi="Times New Roman"/>
-                <w:sz w:val="22"/>
-              </w:rPr>
-              <w:t>Распределение задач, контроль сроков</w:t>
-            </w:r>
-          </w:p>
-        </w:tc>
-        <w:tc>
-          <w:tcPr>
-            <w:tcW w:type="dxa" w:w="2493"/>
-          </w:tcPr>
-          <w:p/>
-        </w:tc>
-        <w:tc>
-          <w:tcPr>
-            <w:tcW w:type="dxa" w:w="2493"/>
-          </w:tcPr>
-          <w:p/>
-        </w:tc>
-      </w:tr>
-      <w:tr>
-        <w:tc>
-          <w:tcPr>
-            <w:tcW w:type="dxa" w:w="2493"/>
-          </w:tcPr>
-          <w:p>
-            <w:r>
-              <w:rPr>
-                <w:rFonts w:ascii="Times New Roman" w:hAnsi="Times New Roman"/>
-                <w:sz w:val="22"/>
-              </w:rPr>
-              <w:t>14</w:t>
-            </w:r>
-          </w:p>
-        </w:tc>
-        <w:tc>
-          <w:tcPr>
-            <w:tcW w:type="dxa" w:w="2493"/>
-          </w:tcPr>
-          <w:p>
-            <w:r>
-              <w:rPr>
-                <w:rFonts w:ascii="Times New Roman" w:hAnsi="Times New Roman"/>
-                <w:sz w:val="22"/>
-              </w:rPr>
-              <w:t>Организация нормоконтроля</w:t>
-            </w:r>
-          </w:p>
-        </w:tc>
-        <w:tc>
-          <w:tcPr>
-            <w:tcW w:type="dxa" w:w="2493"/>
-          </w:tcPr>
-          <w:p/>
-        </w:tc>
-        <w:tc>
-          <w:tcPr>
-            <w:tcW w:type="dxa" w:w="2493"/>
-          </w:tcPr>
-          <w:p/>
-        </w:tc>
-      </w:tr>
-      <w:tr>
-        <w:tc>
-          <w:tcPr>
-            <w:tcW w:type="dxa" w:w="2493"/>
-          </w:tcPr>
-          <w:p>
-            <w:r>
-              <w:rPr>
-                <w:rFonts w:ascii="Times New Roman" w:hAnsi="Times New Roman"/>
-                <w:sz w:val="22"/>
-              </w:rPr>
-              <w:t>15</w:t>
-            </w:r>
-          </w:p>
-        </w:tc>
-        <w:tc>
-          <w:tcPr>
-            <w:tcW w:type="dxa" w:w="2493"/>
-          </w:tcPr>
-          <w:p>
-            <w:r>
-              <w:rPr>
-                <w:rFonts w:ascii="Times New Roman" w:hAnsi="Times New Roman"/>
-                <w:sz w:val="22"/>
-              </w:rPr>
-              <w:t>Обучение и адаптация персонала</w:t>
-            </w:r>
-          </w:p>
-        </w:tc>
-        <w:tc>
-          <w:tcPr>
-            <w:tcW w:type="dxa" w:w="2493"/>
-          </w:tcPr>
-          <w:p/>
-        </w:tc>
-        <w:tc>
-          <w:tcPr>
-            <w:tcW w:type="dxa" w:w="2493"/>
-          </w:tcPr>
-          <w:p/>
-        </w:tc>
-      </w:tr>
-      <w:tr>
-        <w:tc>
-          <w:tcPr>
-            <w:tcW w:type="dxa" w:w="2493"/>
-          </w:tcPr>
-          <w:p>
-            <w:r>
-              <w:rPr>
-                <w:rFonts w:ascii="Times New Roman" w:hAnsi="Times New Roman"/>
-                <w:sz w:val="22"/>
-              </w:rPr>
-              <w:t>16</w:t>
-            </w:r>
-          </w:p>
-        </w:tc>
-        <w:tc>
-          <w:tcPr>
-            <w:tcW w:type="dxa" w:w="2493"/>
-          </w:tcPr>
-          <w:p>
-            <w:r>
-              <w:rPr>
-                <w:rFonts w:ascii="Times New Roman" w:hAnsi="Times New Roman"/>
-                <w:sz w:val="22"/>
-              </w:rPr>
-              <w:t>Ведение кадровой документации (табель, график)</w:t>
-            </w:r>
-          </w:p>
-        </w:tc>
-        <w:tc>
-          <w:tcPr>
-            <w:tcW w:type="dxa" w:w="2493"/>
-          </w:tcPr>
-          <w:p/>
-        </w:tc>
-        <w:tc>
-          <w:tcPr>
-            <w:tcW w:type="dxa" w:w="2493"/>
-          </w:tcPr>
-          <w:p/>
-        </w:tc>
-      </w:tr>
-      <w:tr>
-        <w:tc>
-          <w:tcPr>
-            <w:tcW w:type="dxa" w:w="2493"/>
-          </w:tcPr>
-          <w:p>
-            <w:r>
-              <w:rPr>
-                <w:rFonts w:ascii="Times New Roman" w:hAnsi="Times New Roman"/>
-                <w:sz w:val="22"/>
-              </w:rPr>
-              <w:t>17</w:t>
-            </w:r>
-          </w:p>
-        </w:tc>
-        <w:tc>
-          <w:tcPr>
-            <w:tcW w:type="dxa" w:w="2493"/>
-          </w:tcPr>
-          <w:p>
-            <w:r>
-              <w:rPr>
-                <w:rFonts w:ascii="Times New Roman" w:hAnsi="Times New Roman"/>
-                <w:sz w:val="22"/>
-              </w:rPr>
-              <w:t>Взаимодействие с подразделениями</w:t>
+              <w:t xml:space="preserve"> — для руководящих должностей (распределение задач и контроль сроков; организация нормоконтроля; обучение и адаптация персонала; ведение кадровой документации — табель, график отпусков; взаимодействие с подразделениями)</w:t>
             </w:r>
           </w:p>
         </w:tc>
@@ -3596,131 +3117,12 @@
               </w:rPr>
               <w:t>Стаж и образование</w:t>
             </w:r>
-          </w:p>
-        </w:tc>
-        <w:tc>
-          <w:tcPr>
-            <w:tcW w:type="dxa" w:w="2493"/>
-          </w:tcPr>
-          <w:p/>
-        </w:tc>
-        <w:tc>
-          <w:tcPr>
-            <w:tcW w:type="dxa" w:w="2493"/>
-          </w:tcPr>
-          <w:p/>
-        </w:tc>
-      </w:tr>
-      <w:tr>
-        <w:tc>
-          <w:tcPr>
-            <w:tcW w:type="dxa" w:w="2493"/>
-          </w:tcPr>
-          <w:p>
             <w:r>
               <w:rPr>
                 <w:rFonts w:ascii="Times New Roman" w:hAnsi="Times New Roman"/>
                 <w:sz w:val="22"/>
               </w:rPr>
-              <w:t>18</w:t>
-            </w:r>
-          </w:p>
-        </w:tc>
-        <w:tc>
-          <w:tcPr>
-            <w:tcW w:type="dxa" w:w="2493"/>
-          </w:tcPr>
-          <w:p>
-            <w:r>
-              <w:rPr>
-                <w:rFonts w:ascii="Times New Roman" w:hAnsi="Times New Roman"/>
-                <w:sz w:val="22"/>
-              </w:rPr>
-              <w:t>Соответствие образования требованиям ЕКСД</w:t>
-            </w:r>
-          </w:p>
-        </w:tc>
-        <w:tc>
-          <w:tcPr>
-            <w:tcW w:type="dxa" w:w="2493"/>
-          </w:tcPr>
-          <w:p/>
-        </w:tc>
-        <w:tc>
-          <w:tcPr>
-            <w:tcW w:type="dxa" w:w="2493"/>
-          </w:tcPr>
-          <w:p/>
-        </w:tc>
-      </w:tr>
-      <w:tr>
-        <w:tc>
-          <w:tcPr>
-            <w:tcW w:type="dxa" w:w="2493"/>
-          </w:tcPr>
-          <w:p>
-            <w:r>
-              <w:rPr>
-                <w:rFonts w:ascii="Times New Roman" w:hAnsi="Times New Roman"/>
-                <w:sz w:val="22"/>
-              </w:rPr>
-              <w:t>19</w:t>
-            </w:r>
-          </w:p>
-        </w:tc>
-        <w:tc>
-          <w:tcPr>
-            <w:tcW w:type="dxa" w:w="2493"/>
-          </w:tcPr>
-          <w:p>
-            <w:r>
-              <w:rPr>
-                <w:rFonts w:ascii="Times New Roman" w:hAnsi="Times New Roman"/>
-                <w:sz w:val="22"/>
-              </w:rPr>
-              <w:t>Стаж работы по специальности</w:t>
-            </w:r>
-          </w:p>
-        </w:tc>
-        <w:tc>
-          <w:tcPr>
-            <w:tcW w:type="dxa" w:w="2493"/>
-          </w:tcPr>
-          <w:p/>
-        </w:tc>
-        <w:tc>
-          <w:tcPr>
-            <w:tcW w:type="dxa" w:w="2493"/>
-          </w:tcPr>
-          <w:p/>
-        </w:tc>
-      </w:tr>
-      <w:tr>
-        <w:tc>
-          <w:tcPr>
-            <w:tcW w:type="dxa" w:w="2493"/>
-          </w:tcPr>
-          <w:p>
-            <w:r>
-              <w:rPr>
-                <w:rFonts w:ascii="Times New Roman" w:hAnsi="Times New Roman"/>
-                <w:sz w:val="22"/>
-              </w:rPr>
-              <w:t>20</w:t>
-            </w:r>
-          </w:p>
-        </w:tc>
-        <w:tc>
-          <w:tcPr>
-            <w:tcW w:type="dxa" w:w="2493"/>
-          </w:tcPr>
-          <w:p>
-            <w:r>
-              <w:rPr>
-                <w:rFonts w:ascii="Times New Roman" w:hAnsi="Times New Roman"/>
-                <w:sz w:val="22"/>
-              </w:rPr>
-              <w:t>Стаж работы в занимаемой должности</w:t>
+              <w:t xml:space="preserve"> (соответствие образования требованиям ЕКСД; стаж работы по специальности; стаж работы в занимаемой должности)</w:t>
             </w:r>
           </w:p>
         </w:tc>
@@ -3755,7 +3157,7 @@
                 <w:b/>
                 <w:sz w:val="22"/>
               </w:rPr>
-              <w:t>ИТОГО (макс. 200 баллов):</w:t>
+              <w:t>ИТОГО (макс. 40 баллов):</w:t>
             </w:r>
           </w:p>
         </w:tc>
@@ -3778,9 +3180,57 @@
       <w:r>
         <w:rPr>
           <w:rFonts w:ascii="Times New Roman" w:hAnsi="Times New Roman"/>
+        </w:rPr>
+        <w:t>*Группа III оценивается при аттестации на руководящую должность. Если аттестуемый</w:t>
+      </w:r>
+    </w:p>
+    <w:p>
+      <w:r>
+        <w:rPr>
+          <w:rFonts w:ascii="Times New Roman" w:hAnsi="Times New Roman"/>
+        </w:rPr>
+        <w:t>претендует на должность специалиста, группа III не оценивается, максимальный балл</w:t>
+      </w:r>
+    </w:p>
+    <w:p>
+      <w:r>
+        <w:rPr>
+          <w:rFonts w:ascii="Times New Roman" w:hAnsi="Times New Roman"/>
+        </w:rPr>
+        <w:t>составляет 30.*</w:t>
+      </w:r>
+    </w:p>
+    <w:p>
+      <w:r>
+        <w:rPr>
+          <w:rFonts w:ascii="Times New Roman" w:hAnsi="Times New Roman"/>
           <w:b/>
         </w:rPr>
         <w:t>Квалификационные требования по ЕКСД:</w:t>
+      </w:r>
+    </w:p>
+    <w:p>
+      <w:r>
+        <w:rPr>
+          <w:rFonts w:ascii="Times New Roman" w:hAnsi="Times New Roman"/>
+        </w:rPr>
+        <w:t>Профили образования по выпуску 39 ЕКСД: «Техника и технологии», «Архитектура и</w:t>
+      </w:r>
+    </w:p>
+    <w:p>
+      <w:r>
+        <w:rPr>
+          <w:rFonts w:ascii="Times New Roman" w:hAnsi="Times New Roman"/>
+        </w:rPr>
+        <w:t>строительство», «Сельское и лесное хозяйство. Садово-парковое строительство»</w:t>
+      </w:r>
+    </w:p>
+    <w:p>
+      <w:r>
+        <w:rPr>
+          <w:rFonts w:ascii="Times New Roman" w:hAnsi="Times New Roman"/>
+        </w:rPr>
+        <w:t>соответствующего вида профессиональной деятельности (далее — профили ЕКСД-39).</w:t>
       </w:r>
     </w:p>
     <w:tbl>
@@ -3796,6 +3246,9 @@
         <w:gridCol w:w="3324"/>
       </w:tblGrid>
       <w:tr>
+        <w:trPr>
+          <w:tblHeader w:val="true"/>
+        </w:trPr>
         <w:tc>
           <w:tcPr>
             <w:tcW w:type="dxa" w:w="3324"/>
@@ -3985,7 +3438,7 @@
                 <w:rFonts w:ascii="Times New Roman" w:hAnsi="Times New Roman"/>
                 <w:sz w:val="22"/>
               </w:rPr>
-              <w:t>Ведущий инженер-конструктор</w:t>
+              <w:t>Ведущий конструктор *(вып. 39, разд. II)*</w:t>
             </w:r>
           </w:p>
         </w:tc>
@@ -3999,7 +3452,7 @@
                 <w:rFonts w:ascii="Times New Roman" w:hAnsi="Times New Roman"/>
                 <w:sz w:val="22"/>
               </w:rPr>
-              <w:t>Высшее техническое образование</w:t>
+              <w:t>Высшее образование по профилям ЕКСД-39</w:t>
             </w:r>
           </w:p>
         </w:tc>
@@ -4013,13 +3466,158 @@
                 <w:rFonts w:ascii="Times New Roman" w:hAnsi="Times New Roman"/>
                 <w:sz w:val="22"/>
               </w:rPr>
-              <w:t>Стаж работы в должности инженера-конструктора I категории не менее 3 лет ИЛИ стаж по инженерной специальности не менее 5 лет</w:t>
+              <w:t>Стаж работы в должности «Инженер-конструктор» первой квалификационной категории не менее 3 лет либо на других должностях в проектно-конструкторских организациях не менее 5 лет</w:t>
+            </w:r>
+          </w:p>
+        </w:tc>
+      </w:tr>
+      <w:tr>
+        <w:tc>
+          <w:tcPr>
+            <w:tcW w:type="dxa" w:w="3324"/>
+          </w:tcPr>
+          <w:p>
+            <w:r>
+              <w:rPr>
+                <w:rFonts w:ascii="Times New Roman" w:hAnsi="Times New Roman"/>
+                <w:sz w:val="22"/>
+              </w:rPr>
+              <w:t>Архитектор *(вып. 39, разд. II)*</w:t>
+            </w:r>
+          </w:p>
+        </w:tc>
+        <w:tc>
+          <w:tcPr>
+            <w:tcW w:type="dxa" w:w="3324"/>
+          </w:tcPr>
+          <w:p>
+            <w:r>
+              <w:rPr>
+                <w:rFonts w:ascii="Times New Roman" w:hAnsi="Times New Roman"/>
+                <w:sz w:val="22"/>
+              </w:rPr>
+              <w:t>Высшее образование по направлению «Архитектура»</w:t>
+            </w:r>
+          </w:p>
+        </w:tc>
+        <w:tc>
+          <w:tcPr>
+            <w:tcW w:type="dxa" w:w="3324"/>
+          </w:tcPr>
+          <w:p>
+            <w:r>
+              <w:rPr>
+                <w:rFonts w:ascii="Times New Roman" w:hAnsi="Times New Roman"/>
+                <w:sz w:val="22"/>
+              </w:rPr>
+              <w:t>Без предъявления требований к стажу (для категорий — не менее 3 лет в должности «Архитектор» соответствующей категории)</w:t>
+            </w:r>
+          </w:p>
+        </w:tc>
+      </w:tr>
+      <w:tr>
+        <w:tc>
+          <w:tcPr>
+            <w:tcW w:type="dxa" w:w="3324"/>
+          </w:tcPr>
+          <w:p>
+            <w:r>
+              <w:rPr>
+                <w:rFonts w:ascii="Times New Roman" w:hAnsi="Times New Roman"/>
+                <w:b/>
+                <w:sz w:val="22"/>
+              </w:rPr>
+              <w:t>Начальник (заведующий) проектно-конструкторским отделом</w:t>
+            </w:r>
+            <w:r>
+              <w:rPr>
+                <w:rFonts w:ascii="Times New Roman" w:hAnsi="Times New Roman"/>
+                <w:sz w:val="22"/>
+              </w:rPr>
+              <w:t xml:space="preserve"> *(вып. 39, разд. I)*</w:t>
+            </w:r>
+          </w:p>
+        </w:tc>
+        <w:tc>
+          <w:tcPr>
+            <w:tcW w:type="dxa" w:w="3324"/>
+          </w:tcPr>
+          <w:p>
+            <w:r>
+              <w:rPr>
+                <w:rFonts w:ascii="Times New Roman" w:hAnsi="Times New Roman"/>
+                <w:sz w:val="22"/>
+              </w:rPr>
+              <w:t>Высшее образование по профилям ЕКСД-39</w:t>
+            </w:r>
+          </w:p>
+        </w:tc>
+        <w:tc>
+          <w:tcPr>
+            <w:tcW w:type="dxa" w:w="3324"/>
+          </w:tcPr>
+          <w:p>
+            <w:r>
+              <w:rPr>
+                <w:rFonts w:ascii="Times New Roman" w:hAnsi="Times New Roman"/>
+                <w:b/>
+                <w:sz w:val="22"/>
+              </w:rPr>
+              <w:t>Стаж конструкторской работы не менее 8 лет</w:t>
             </w:r>
           </w:p>
         </w:tc>
       </w:tr>
     </w:tbl>
     <w:p/>
+    <w:p>
+      <w:r>
+        <w:rPr>
+          <w:rFonts w:ascii="Times New Roman" w:hAnsi="Times New Roman"/>
+        </w:rPr>
+        <w:t>*Основание: выпуск 39 ЕКСД «Должности служащих, занятых в области</w:t>
+      </w:r>
+    </w:p>
+    <w:p>
+      <w:r>
+        <w:rPr>
+          <w:rFonts w:ascii="Times New Roman" w:hAnsi="Times New Roman"/>
+        </w:rPr>
+        <w:t>инженерно-технического проектирования», утв. постановлением Министерства труда и</w:t>
+      </w:r>
+    </w:p>
+    <w:p>
+      <w:r>
+        <w:rPr>
+          <w:rFonts w:ascii="Times New Roman" w:hAnsi="Times New Roman"/>
+        </w:rPr>
+        <w:t>социальной защиты Республики Беларусь от 23.02.2024 № 9. При несоответствии</w:t>
+      </w:r>
+    </w:p>
+    <w:p>
+      <w:r>
+        <w:rPr>
+          <w:rFonts w:ascii="Times New Roman" w:hAnsi="Times New Roman"/>
+        </w:rPr>
+        <w:t>образования и (или) стажа назначение возможно в порядке исключения — пункт 12</w:t>
+      </w:r>
+    </w:p>
+    <w:p>
+      <w:r>
+        <w:rPr>
+          <w:rFonts w:ascii="Times New Roman" w:hAnsi="Times New Roman"/>
+        </w:rPr>
+        <w:t>Общих положений ЕКСД (утв. постановлением того же министерства от 02.01.2012 № 1),</w:t>
+      </w:r>
+    </w:p>
+    <w:p>
+      <w:r>
+        <w:rPr>
+          <w:rFonts w:ascii="Times New Roman" w:hAnsi="Times New Roman"/>
+        </w:rPr>
+        <w:t>с учётом рекомендации аттестационной комиссии.*</w:t>
+      </w:r>
+    </w:p>
     <w:p>
       <w:r>
         <w:rPr>

--- a/_build/docx/01_Кадровые_документы/10_Положение_об_аттестации_ИТР.docx
+++ b/_build/docx/01_Кадровые_документы/10_Положение_об_аттестации_ИТР.docx
@@ -567,9 +567,9 @@
         <w:tblLook w:firstColumn="1" w:firstRow="1" w:lastColumn="0" w:lastRow="0" w:noHBand="0" w:noVBand="1" w:val="04A0"/>
       </w:tblPr>
       <w:tblGrid>
-        <w:gridCol w:w="3324"/>
-        <w:gridCol w:w="3324"/>
-        <w:gridCol w:w="3324"/>
+        <w:gridCol w:w="3213"/>
+        <w:gridCol w:w="3213"/>
+        <w:gridCol w:w="3213"/>
       </w:tblGrid>
       <w:tr>
         <w:trPr>
@@ -577,7 +577,7 @@
         </w:trPr>
         <w:tc>
           <w:tcPr>
-            <w:tcW w:type="dxa" w:w="3324"/>
+            <w:tcW w:type="dxa" w:w="3213"/>
           </w:tcPr>
           <w:p>
             <w:r>
@@ -592,7 +592,7 @@
         </w:tc>
         <w:tc>
           <w:tcPr>
-            <w:tcW w:type="dxa" w:w="3324"/>
+            <w:tcW w:type="dxa" w:w="3213"/>
           </w:tcPr>
           <w:p>
             <w:r>
@@ -607,7 +607,7 @@
         </w:tc>
         <w:tc>
           <w:tcPr>
-            <w:tcW w:type="dxa" w:w="3324"/>
+            <w:tcW w:type="dxa" w:w="3213"/>
           </w:tcPr>
           <w:p>
             <w:r>
@@ -624,7 +624,7 @@
       <w:tr>
         <w:tc>
           <w:tcPr>
-            <w:tcW w:type="dxa" w:w="3324"/>
+            <w:tcW w:type="dxa" w:w="3213"/>
           </w:tcPr>
           <w:p>
             <w:r>
@@ -638,7 +638,7 @@
         </w:tc>
         <w:tc>
           <w:tcPr>
-            <w:tcW w:type="dxa" w:w="3324"/>
+            <w:tcW w:type="dxa" w:w="3213"/>
           </w:tcPr>
           <w:p>
             <w:r>
@@ -652,7 +652,7 @@
         </w:tc>
         <w:tc>
           <w:tcPr>
-            <w:tcW w:type="dxa" w:w="3324"/>
+            <w:tcW w:type="dxa" w:w="3213"/>
           </w:tcPr>
           <w:p>
             <w:r>
@@ -668,7 +668,7 @@
       <w:tr>
         <w:tc>
           <w:tcPr>
-            <w:tcW w:type="dxa" w:w="3324"/>
+            <w:tcW w:type="dxa" w:w="3213"/>
           </w:tcPr>
           <w:p>
             <w:r>
@@ -682,7 +682,7 @@
         </w:tc>
         <w:tc>
           <w:tcPr>
-            <w:tcW w:type="dxa" w:w="3324"/>
+            <w:tcW w:type="dxa" w:w="3213"/>
           </w:tcPr>
           <w:p>
             <w:r>
@@ -696,7 +696,7 @@
         </w:tc>
         <w:tc>
           <w:tcPr>
-            <w:tcW w:type="dxa" w:w="3324"/>
+            <w:tcW w:type="dxa" w:w="3213"/>
           </w:tcPr>
           <w:p>
             <w:r>
@@ -712,7 +712,7 @@
       <w:tr>
         <w:tc>
           <w:tcPr>
-            <w:tcW w:type="dxa" w:w="3324"/>
+            <w:tcW w:type="dxa" w:w="3213"/>
           </w:tcPr>
           <w:p>
             <w:r>
@@ -726,7 +726,7 @@
         </w:tc>
         <w:tc>
           <w:tcPr>
-            <w:tcW w:type="dxa" w:w="3324"/>
+            <w:tcW w:type="dxa" w:w="3213"/>
           </w:tcPr>
           <w:p>
             <w:r>
@@ -740,7 +740,7 @@
         </w:tc>
         <w:tc>
           <w:tcPr>
-            <w:tcW w:type="dxa" w:w="3324"/>
+            <w:tcW w:type="dxa" w:w="3213"/>
           </w:tcPr>
           <w:p>
             <w:r>
@@ -756,7 +756,7 @@
       <w:tr>
         <w:tc>
           <w:tcPr>
-            <w:tcW w:type="dxa" w:w="3324"/>
+            <w:tcW w:type="dxa" w:w="3213"/>
           </w:tcPr>
           <w:p>
             <w:r>
@@ -770,7 +770,7 @@
         </w:tc>
         <w:tc>
           <w:tcPr>
-            <w:tcW w:type="dxa" w:w="3324"/>
+            <w:tcW w:type="dxa" w:w="3213"/>
           </w:tcPr>
           <w:p>
             <w:r>
@@ -784,7 +784,7 @@
         </w:tc>
         <w:tc>
           <w:tcPr>
-            <w:tcW w:type="dxa" w:w="3324"/>
+            <w:tcW w:type="dxa" w:w="3213"/>
           </w:tcPr>
           <w:p>
             <w:r>
@@ -800,7 +800,7 @@
       <w:tr>
         <w:tc>
           <w:tcPr>
-            <w:tcW w:type="dxa" w:w="3324"/>
+            <w:tcW w:type="dxa" w:w="3213"/>
           </w:tcPr>
           <w:p>
             <w:r>
@@ -814,7 +814,7 @@
         </w:tc>
         <w:tc>
           <w:tcPr>
-            <w:tcW w:type="dxa" w:w="3324"/>
+            <w:tcW w:type="dxa" w:w="3213"/>
           </w:tcPr>
           <w:p>
             <w:r>
@@ -828,7 +828,7 @@
         </w:tc>
         <w:tc>
           <w:tcPr>
-            <w:tcW w:type="dxa" w:w="3324"/>
+            <w:tcW w:type="dxa" w:w="3213"/>
           </w:tcPr>
           <w:p>
             <w:r>
@@ -1756,11 +1756,11 @@
         <w:tblLook w:firstColumn="1" w:firstRow="1" w:lastColumn="0" w:lastRow="0" w:noHBand="0" w:noVBand="1" w:val="04A0"/>
       </w:tblPr>
       <w:tblGrid>
-        <w:gridCol w:w="1995"/>
-        <w:gridCol w:w="1995"/>
-        <w:gridCol w:w="1995"/>
-        <w:gridCol w:w="1995"/>
-        <w:gridCol w:w="1995"/>
+        <w:gridCol w:w="1928"/>
+        <w:gridCol w:w="1928"/>
+        <w:gridCol w:w="1928"/>
+        <w:gridCol w:w="1928"/>
+        <w:gridCol w:w="1928"/>
       </w:tblGrid>
       <w:tr>
         <w:trPr>
@@ -1768,7 +1768,7 @@
         </w:trPr>
         <w:tc>
           <w:tcPr>
-            <w:tcW w:type="dxa" w:w="1995"/>
+            <w:tcW w:type="dxa" w:w="1928"/>
           </w:tcPr>
           <w:p>
             <w:r>
@@ -1783,7 +1783,7 @@
         </w:tc>
         <w:tc>
           <w:tcPr>
-            <w:tcW w:type="dxa" w:w="1995"/>
+            <w:tcW w:type="dxa" w:w="1928"/>
           </w:tcPr>
           <w:p>
             <w:r>
@@ -1798,7 +1798,7 @@
         </w:tc>
         <w:tc>
           <w:tcPr>
-            <w:tcW w:type="dxa" w:w="1995"/>
+            <w:tcW w:type="dxa" w:w="1928"/>
           </w:tcPr>
           <w:p>
             <w:r>
@@ -1813,7 +1813,7 @@
         </w:tc>
         <w:tc>
           <w:tcPr>
-            <w:tcW w:type="dxa" w:w="1995"/>
+            <w:tcW w:type="dxa" w:w="1928"/>
           </w:tcPr>
           <w:p>
             <w:r>
@@ -1828,7 +1828,7 @@
         </w:tc>
         <w:tc>
           <w:tcPr>
-            <w:tcW w:type="dxa" w:w="1995"/>
+            <w:tcW w:type="dxa" w:w="1928"/>
           </w:tcPr>
           <w:p>
             <w:r>
@@ -1845,7 +1845,7 @@
       <w:tr>
         <w:tc>
           <w:tcPr>
-            <w:tcW w:type="dxa" w:w="1995"/>
+            <w:tcW w:type="dxa" w:w="1928"/>
           </w:tcPr>
           <w:p>
             <w:r>
@@ -1859,25 +1859,25 @@
         </w:tc>
         <w:tc>
           <w:tcPr>
-            <w:tcW w:type="dxa" w:w="1995"/>
+            <w:tcW w:type="dxa" w:w="1928"/>
           </w:tcPr>
           <w:p/>
         </w:tc>
         <w:tc>
           <w:tcPr>
-            <w:tcW w:type="dxa" w:w="1995"/>
+            <w:tcW w:type="dxa" w:w="1928"/>
           </w:tcPr>
           <w:p/>
         </w:tc>
         <w:tc>
           <w:tcPr>
-            <w:tcW w:type="dxa" w:w="1995"/>
+            <w:tcW w:type="dxa" w:w="1928"/>
           </w:tcPr>
           <w:p/>
         </w:tc>
         <w:tc>
           <w:tcPr>
-            <w:tcW w:type="dxa" w:w="1995"/>
+            <w:tcW w:type="dxa" w:w="1928"/>
           </w:tcPr>
           <w:p/>
         </w:tc>
@@ -1885,7 +1885,7 @@
       <w:tr>
         <w:tc>
           <w:tcPr>
-            <w:tcW w:type="dxa" w:w="1995"/>
+            <w:tcW w:type="dxa" w:w="1928"/>
           </w:tcPr>
           <w:p>
             <w:r>
@@ -1899,25 +1899,25 @@
         </w:tc>
         <w:tc>
           <w:tcPr>
-            <w:tcW w:type="dxa" w:w="1995"/>
+            <w:tcW w:type="dxa" w:w="1928"/>
           </w:tcPr>
           <w:p/>
         </w:tc>
         <w:tc>
           <w:tcPr>
-            <w:tcW w:type="dxa" w:w="1995"/>
+            <w:tcW w:type="dxa" w:w="1928"/>
           </w:tcPr>
           <w:p/>
         </w:tc>
         <w:tc>
           <w:tcPr>
-            <w:tcW w:type="dxa" w:w="1995"/>
+            <w:tcW w:type="dxa" w:w="1928"/>
           </w:tcPr>
           <w:p/>
         </w:tc>
         <w:tc>
           <w:tcPr>
-            <w:tcW w:type="dxa" w:w="1995"/>
+            <w:tcW w:type="dxa" w:w="1928"/>
           </w:tcPr>
           <w:p/>
         </w:tc>
@@ -1925,7 +1925,7 @@
       <w:tr>
         <w:tc>
           <w:tcPr>
-            <w:tcW w:type="dxa" w:w="1995"/>
+            <w:tcW w:type="dxa" w:w="1928"/>
           </w:tcPr>
           <w:p>
             <w:r>
@@ -1939,25 +1939,25 @@
         </w:tc>
         <w:tc>
           <w:tcPr>
-            <w:tcW w:type="dxa" w:w="1995"/>
+            <w:tcW w:type="dxa" w:w="1928"/>
           </w:tcPr>
           <w:p/>
         </w:tc>
         <w:tc>
           <w:tcPr>
-            <w:tcW w:type="dxa" w:w="1995"/>
+            <w:tcW w:type="dxa" w:w="1928"/>
           </w:tcPr>
           <w:p/>
         </w:tc>
         <w:tc>
           <w:tcPr>
-            <w:tcW w:type="dxa" w:w="1995"/>
+            <w:tcW w:type="dxa" w:w="1928"/>
           </w:tcPr>
           <w:p/>
         </w:tc>
         <w:tc>
           <w:tcPr>
-            <w:tcW w:type="dxa" w:w="1995"/>
+            <w:tcW w:type="dxa" w:w="1928"/>
           </w:tcPr>
           <w:p/>
         </w:tc>
@@ -2206,12 +2206,12 @@
         <w:tblLook w:firstColumn="1" w:firstRow="1" w:lastColumn="0" w:lastRow="0" w:noHBand="0" w:noVBand="1" w:val="04A0"/>
       </w:tblPr>
       <w:tblGrid>
-        <w:gridCol w:w="1662"/>
-        <w:gridCol w:w="1662"/>
-        <w:gridCol w:w="1662"/>
-        <w:gridCol w:w="1662"/>
-        <w:gridCol w:w="1662"/>
-        <w:gridCol w:w="1662"/>
+        <w:gridCol w:w="1606"/>
+        <w:gridCol w:w="1606"/>
+        <w:gridCol w:w="1606"/>
+        <w:gridCol w:w="1606"/>
+        <w:gridCol w:w="1606"/>
+        <w:gridCol w:w="1606"/>
       </w:tblGrid>
       <w:tr>
         <w:trPr>
@@ -2219,7 +2219,7 @@
         </w:trPr>
         <w:tc>
           <w:tcPr>
-            <w:tcW w:type="dxa" w:w="1662"/>
+            <w:tcW w:type="dxa" w:w="1606"/>
           </w:tcPr>
           <w:p>
             <w:r>
@@ -2234,7 +2234,7 @@
         </w:tc>
         <w:tc>
           <w:tcPr>
-            <w:tcW w:type="dxa" w:w="1662"/>
+            <w:tcW w:type="dxa" w:w="1606"/>
           </w:tcPr>
           <w:p>
             <w:r>
@@ -2249,7 +2249,7 @@
         </w:tc>
         <w:tc>
           <w:tcPr>
-            <w:tcW w:type="dxa" w:w="1662"/>
+            <w:tcW w:type="dxa" w:w="1606"/>
           </w:tcPr>
           <w:p>
             <w:r>
@@ -2264,7 +2264,7 @@
         </w:tc>
         <w:tc>
           <w:tcPr>
-            <w:tcW w:type="dxa" w:w="1662"/>
+            <w:tcW w:type="dxa" w:w="1606"/>
           </w:tcPr>
           <w:p>
             <w:r>
@@ -2279,7 +2279,7 @@
         </w:tc>
         <w:tc>
           <w:tcPr>
-            <w:tcW w:type="dxa" w:w="1662"/>
+            <w:tcW w:type="dxa" w:w="1606"/>
           </w:tcPr>
           <w:p>
             <w:r>
@@ -2294,7 +2294,7 @@
         </w:tc>
         <w:tc>
           <w:tcPr>
-            <w:tcW w:type="dxa" w:w="1662"/>
+            <w:tcW w:type="dxa" w:w="1606"/>
           </w:tcPr>
           <w:p>
             <w:r>
@@ -2311,7 +2311,7 @@
       <w:tr>
         <w:tc>
           <w:tcPr>
-            <w:tcW w:type="dxa" w:w="1662"/>
+            <w:tcW w:type="dxa" w:w="1606"/>
           </w:tcPr>
           <w:p>
             <w:r>
@@ -2325,31 +2325,31 @@
         </w:tc>
         <w:tc>
           <w:tcPr>
-            <w:tcW w:type="dxa" w:w="1662"/>
+            <w:tcW w:type="dxa" w:w="1606"/>
           </w:tcPr>
           <w:p/>
         </w:tc>
         <w:tc>
           <w:tcPr>
-            <w:tcW w:type="dxa" w:w="1662"/>
+            <w:tcW w:type="dxa" w:w="1606"/>
           </w:tcPr>
           <w:p/>
         </w:tc>
         <w:tc>
           <w:tcPr>
-            <w:tcW w:type="dxa" w:w="1662"/>
+            <w:tcW w:type="dxa" w:w="1606"/>
           </w:tcPr>
           <w:p/>
         </w:tc>
         <w:tc>
           <w:tcPr>
-            <w:tcW w:type="dxa" w:w="1662"/>
+            <w:tcW w:type="dxa" w:w="1606"/>
           </w:tcPr>
           <w:p/>
         </w:tc>
         <w:tc>
           <w:tcPr>
-            <w:tcW w:type="dxa" w:w="1662"/>
+            <w:tcW w:type="dxa" w:w="1606"/>
           </w:tcPr>
           <w:p/>
         </w:tc>
@@ -2357,7 +2357,7 @@
       <w:tr>
         <w:tc>
           <w:tcPr>
-            <w:tcW w:type="dxa" w:w="1662"/>
+            <w:tcW w:type="dxa" w:w="1606"/>
           </w:tcPr>
           <w:p>
             <w:r>
@@ -2371,31 +2371,31 @@
         </w:tc>
         <w:tc>
           <w:tcPr>
-            <w:tcW w:type="dxa" w:w="1662"/>
+            <w:tcW w:type="dxa" w:w="1606"/>
           </w:tcPr>
           <w:p/>
         </w:tc>
         <w:tc>
           <w:tcPr>
-            <w:tcW w:type="dxa" w:w="1662"/>
+            <w:tcW w:type="dxa" w:w="1606"/>
           </w:tcPr>
           <w:p/>
         </w:tc>
         <w:tc>
           <w:tcPr>
-            <w:tcW w:type="dxa" w:w="1662"/>
+            <w:tcW w:type="dxa" w:w="1606"/>
           </w:tcPr>
           <w:p/>
         </w:tc>
         <w:tc>
           <w:tcPr>
-            <w:tcW w:type="dxa" w:w="1662"/>
+            <w:tcW w:type="dxa" w:w="1606"/>
           </w:tcPr>
           <w:p/>
         </w:tc>
         <w:tc>
           <w:tcPr>
-            <w:tcW w:type="dxa" w:w="1662"/>
+            <w:tcW w:type="dxa" w:w="1606"/>
           </w:tcPr>
           <w:p/>
         </w:tc>
@@ -2403,7 +2403,7 @@
       <w:tr>
         <w:tc>
           <w:tcPr>
-            <w:tcW w:type="dxa" w:w="1662"/>
+            <w:tcW w:type="dxa" w:w="1606"/>
           </w:tcPr>
           <w:p>
             <w:r>
@@ -2417,31 +2417,31 @@
         </w:tc>
         <w:tc>
           <w:tcPr>
-            <w:tcW w:type="dxa" w:w="1662"/>
+            <w:tcW w:type="dxa" w:w="1606"/>
           </w:tcPr>
           <w:p/>
         </w:tc>
         <w:tc>
           <w:tcPr>
-            <w:tcW w:type="dxa" w:w="1662"/>
+            <w:tcW w:type="dxa" w:w="1606"/>
           </w:tcPr>
           <w:p/>
         </w:tc>
         <w:tc>
           <w:tcPr>
-            <w:tcW w:type="dxa" w:w="1662"/>
+            <w:tcW w:type="dxa" w:w="1606"/>
           </w:tcPr>
           <w:p/>
         </w:tc>
         <w:tc>
           <w:tcPr>
-            <w:tcW w:type="dxa" w:w="1662"/>
+            <w:tcW w:type="dxa" w:w="1606"/>
           </w:tcPr>
           <w:p/>
         </w:tc>
         <w:tc>
           <w:tcPr>
-            <w:tcW w:type="dxa" w:w="1662"/>
+            <w:tcW w:type="dxa" w:w="1606"/>
           </w:tcPr>
           <w:p/>
         </w:tc>
@@ -2614,9 +2614,9 @@
         <w:tblLook w:firstColumn="1" w:firstRow="1" w:lastColumn="0" w:lastRow="0" w:noHBand="0" w:noVBand="1" w:val="04A0"/>
       </w:tblPr>
       <w:tblGrid>
-        <w:gridCol w:w="3324"/>
-        <w:gridCol w:w="3324"/>
-        <w:gridCol w:w="3324"/>
+        <w:gridCol w:w="3213"/>
+        <w:gridCol w:w="3213"/>
+        <w:gridCol w:w="3213"/>
       </w:tblGrid>
       <w:tr>
         <w:trPr>
@@ -2624,7 +2624,7 @@
         </w:trPr>
         <w:tc>
           <w:tcPr>
-            <w:tcW w:type="dxa" w:w="3324"/>
+            <w:tcW w:type="dxa" w:w="3213"/>
           </w:tcPr>
           <w:p>
             <w:r>
@@ -2639,7 +2639,7 @@
         </w:tc>
         <w:tc>
           <w:tcPr>
-            <w:tcW w:type="dxa" w:w="3324"/>
+            <w:tcW w:type="dxa" w:w="3213"/>
           </w:tcPr>
           <w:p>
             <w:r>
@@ -2654,7 +2654,7 @@
         </w:tc>
         <w:tc>
           <w:tcPr>
-            <w:tcW w:type="dxa" w:w="3324"/>
+            <w:tcW w:type="dxa" w:w="3213"/>
           </w:tcPr>
           <w:p>
             <w:r>
@@ -2671,7 +2671,7 @@
       <w:tr>
         <w:tc>
           <w:tcPr>
-            <w:tcW w:type="dxa" w:w="3324"/>
+            <w:tcW w:type="dxa" w:w="3213"/>
           </w:tcPr>
           <w:p>
             <w:r>
@@ -2685,13 +2685,13 @@
         </w:tc>
         <w:tc>
           <w:tcPr>
-            <w:tcW w:type="dxa" w:w="3324"/>
+            <w:tcW w:type="dxa" w:w="3213"/>
           </w:tcPr>
           <w:p/>
         </w:tc>
         <w:tc>
           <w:tcPr>
-            <w:tcW w:type="dxa" w:w="3324"/>
+            <w:tcW w:type="dxa" w:w="3213"/>
           </w:tcPr>
           <w:p/>
         </w:tc>
@@ -2699,7 +2699,7 @@
       <w:tr>
         <w:tc>
           <w:tcPr>
-            <w:tcW w:type="dxa" w:w="3324"/>
+            <w:tcW w:type="dxa" w:w="3213"/>
           </w:tcPr>
           <w:p>
             <w:r>
@@ -2713,13 +2713,13 @@
         </w:tc>
         <w:tc>
           <w:tcPr>
-            <w:tcW w:type="dxa" w:w="3324"/>
+            <w:tcW w:type="dxa" w:w="3213"/>
           </w:tcPr>
           <w:p/>
         </w:tc>
         <w:tc>
           <w:tcPr>
-            <w:tcW w:type="dxa" w:w="3324"/>
+            <w:tcW w:type="dxa" w:w="3213"/>
           </w:tcPr>
           <w:p/>
         </w:tc>
@@ -2727,7 +2727,7 @@
       <w:tr>
         <w:tc>
           <w:tcPr>
-            <w:tcW w:type="dxa" w:w="3324"/>
+            <w:tcW w:type="dxa" w:w="3213"/>
           </w:tcPr>
           <w:p>
             <w:r>
@@ -2741,13 +2741,13 @@
         </w:tc>
         <w:tc>
           <w:tcPr>
-            <w:tcW w:type="dxa" w:w="3324"/>
+            <w:tcW w:type="dxa" w:w="3213"/>
           </w:tcPr>
           <w:p/>
         </w:tc>
         <w:tc>
           <w:tcPr>
-            <w:tcW w:type="dxa" w:w="3324"/>
+            <w:tcW w:type="dxa" w:w="3213"/>
           </w:tcPr>
           <w:p/>
         </w:tc>
@@ -2755,7 +2755,7 @@
       <w:tr>
         <w:tc>
           <w:tcPr>
-            <w:tcW w:type="dxa" w:w="3324"/>
+            <w:tcW w:type="dxa" w:w="3213"/>
           </w:tcPr>
           <w:p>
             <w:r>
@@ -2769,13 +2769,13 @@
         </w:tc>
         <w:tc>
           <w:tcPr>
-            <w:tcW w:type="dxa" w:w="3324"/>
+            <w:tcW w:type="dxa" w:w="3213"/>
           </w:tcPr>
           <w:p/>
         </w:tc>
         <w:tc>
           <w:tcPr>
-            <w:tcW w:type="dxa" w:w="3324"/>
+            <w:tcW w:type="dxa" w:w="3213"/>
           </w:tcPr>
           <w:p/>
         </w:tc>
@@ -2865,10 +2865,10 @@
         <w:tblLook w:firstColumn="1" w:firstRow="1" w:lastColumn="0" w:lastRow="0" w:noHBand="0" w:noVBand="1" w:val="04A0"/>
       </w:tblPr>
       <w:tblGrid>
-        <w:gridCol w:w="2493"/>
-        <w:gridCol w:w="2493"/>
-        <w:gridCol w:w="2493"/>
-        <w:gridCol w:w="2493"/>
+        <w:gridCol w:w="2410"/>
+        <w:gridCol w:w="2410"/>
+        <w:gridCol w:w="2410"/>
+        <w:gridCol w:w="2410"/>
       </w:tblGrid>
       <w:tr>
         <w:trPr>
@@ -2876,7 +2876,7 @@
         </w:trPr>
         <w:tc>
           <w:tcPr>
-            <w:tcW w:type="dxa" w:w="2493"/>
+            <w:tcW w:type="dxa" w:w="2410"/>
           </w:tcPr>
           <w:p>
             <w:r>
@@ -2891,7 +2891,7 @@
         </w:tc>
         <w:tc>
           <w:tcPr>
-            <w:tcW w:type="dxa" w:w="2493"/>
+            <w:tcW w:type="dxa" w:w="2410"/>
           </w:tcPr>
           <w:p>
             <w:r>
@@ -2906,7 +2906,7 @@
         </w:tc>
         <w:tc>
           <w:tcPr>
-            <w:tcW w:type="dxa" w:w="2493"/>
+            <w:tcW w:type="dxa" w:w="2410"/>
           </w:tcPr>
           <w:p>
             <w:r>
@@ -2921,7 +2921,7 @@
         </w:tc>
         <w:tc>
           <w:tcPr>
-            <w:tcW w:type="dxa" w:w="2493"/>
+            <w:tcW w:type="dxa" w:w="2410"/>
           </w:tcPr>
           <w:p>
             <w:r>
@@ -2938,7 +2938,7 @@
       <w:tr>
         <w:tc>
           <w:tcPr>
-            <w:tcW w:type="dxa" w:w="2493"/>
+            <w:tcW w:type="dxa" w:w="2410"/>
           </w:tcPr>
           <w:p>
             <w:r>
@@ -2953,7 +2953,7 @@
         </w:tc>
         <w:tc>
           <w:tcPr>
-            <w:tcW w:type="dxa" w:w="2493"/>
+            <w:tcW w:type="dxa" w:w="2410"/>
           </w:tcPr>
           <w:p>
             <w:r>
@@ -2975,13 +2975,13 @@
         </w:tc>
         <w:tc>
           <w:tcPr>
-            <w:tcW w:type="dxa" w:w="2493"/>
+            <w:tcW w:type="dxa" w:w="2410"/>
           </w:tcPr>
           <w:p/>
         </w:tc>
         <w:tc>
           <w:tcPr>
-            <w:tcW w:type="dxa" w:w="2493"/>
+            <w:tcW w:type="dxa" w:w="2410"/>
           </w:tcPr>
           <w:p/>
         </w:tc>
@@ -2989,7 +2989,7 @@
       <w:tr>
         <w:tc>
           <w:tcPr>
-            <w:tcW w:type="dxa" w:w="2493"/>
+            <w:tcW w:type="dxa" w:w="2410"/>
           </w:tcPr>
           <w:p>
             <w:r>
@@ -3004,7 +3004,7 @@
         </w:tc>
         <w:tc>
           <w:tcPr>
-            <w:tcW w:type="dxa" w:w="2493"/>
+            <w:tcW w:type="dxa" w:w="2410"/>
           </w:tcPr>
           <w:p>
             <w:r>
@@ -3026,13 +3026,13 @@
         </w:tc>
         <w:tc>
           <w:tcPr>
-            <w:tcW w:type="dxa" w:w="2493"/>
+            <w:tcW w:type="dxa" w:w="2410"/>
           </w:tcPr>
           <w:p/>
         </w:tc>
         <w:tc>
           <w:tcPr>
-            <w:tcW w:type="dxa" w:w="2493"/>
+            <w:tcW w:type="dxa" w:w="2410"/>
           </w:tcPr>
           <w:p/>
         </w:tc>
@@ -3040,7 +3040,7 @@
       <w:tr>
         <w:tc>
           <w:tcPr>
-            <w:tcW w:type="dxa" w:w="2493"/>
+            <w:tcW w:type="dxa" w:w="2410"/>
           </w:tcPr>
           <w:p>
             <w:r>
@@ -3055,7 +3055,7 @@
         </w:tc>
         <w:tc>
           <w:tcPr>
-            <w:tcW w:type="dxa" w:w="2493"/>
+            <w:tcW w:type="dxa" w:w="2410"/>
           </w:tcPr>
           <w:p>
             <w:r>
@@ -3077,13 +3077,13 @@
         </w:tc>
         <w:tc>
           <w:tcPr>
-            <w:tcW w:type="dxa" w:w="2493"/>
+            <w:tcW w:type="dxa" w:w="2410"/>
           </w:tcPr>
           <w:p/>
         </w:tc>
         <w:tc>
           <w:tcPr>
-            <w:tcW w:type="dxa" w:w="2493"/>
+            <w:tcW w:type="dxa" w:w="2410"/>
           </w:tcPr>
           <w:p/>
         </w:tc>
@@ -3091,7 +3091,7 @@
       <w:tr>
         <w:tc>
           <w:tcPr>
-            <w:tcW w:type="dxa" w:w="2493"/>
+            <w:tcW w:type="dxa" w:w="2410"/>
           </w:tcPr>
           <w:p>
             <w:r>
@@ -3106,7 +3106,7 @@
         </w:tc>
         <w:tc>
           <w:tcPr>
-            <w:tcW w:type="dxa" w:w="2493"/>
+            <w:tcW w:type="dxa" w:w="2410"/>
           </w:tcPr>
           <w:p>
             <w:r>
@@ -3128,13 +3128,13 @@
         </w:tc>
         <w:tc>
           <w:tcPr>
-            <w:tcW w:type="dxa" w:w="2493"/>
+            <w:tcW w:type="dxa" w:w="2410"/>
           </w:tcPr>
           <w:p/>
         </w:tc>
         <w:tc>
           <w:tcPr>
-            <w:tcW w:type="dxa" w:w="2493"/>
+            <w:tcW w:type="dxa" w:w="2410"/>
           </w:tcPr>
           <w:p/>
         </w:tc>
@@ -3142,13 +3142,13 @@
       <w:tr>
         <w:tc>
           <w:tcPr>
-            <w:tcW w:type="dxa" w:w="2493"/>
+            <w:tcW w:type="dxa" w:w="2410"/>
           </w:tcPr>
           <w:p/>
         </w:tc>
         <w:tc>
           <w:tcPr>
-            <w:tcW w:type="dxa" w:w="2493"/>
+            <w:tcW w:type="dxa" w:w="2410"/>
           </w:tcPr>
           <w:p>
             <w:r>
@@ -3163,13 +3163,13 @@
         </w:tc>
         <w:tc>
           <w:tcPr>
-            <w:tcW w:type="dxa" w:w="2493"/>
+            <w:tcW w:type="dxa" w:w="2410"/>
           </w:tcPr>
           <w:p/>
         </w:tc>
         <w:tc>
           <w:tcPr>
-            <w:tcW w:type="dxa" w:w="2493"/>
+            <w:tcW w:type="dxa" w:w="2410"/>
           </w:tcPr>
           <w:p/>
         </w:tc>
@@ -3241,9 +3241,9 @@
         <w:tblLook w:firstColumn="1" w:firstRow="1" w:lastColumn="0" w:lastRow="0" w:noHBand="0" w:noVBand="1" w:val="04A0"/>
       </w:tblPr>
       <w:tblGrid>
-        <w:gridCol w:w="3324"/>
-        <w:gridCol w:w="3324"/>
-        <w:gridCol w:w="3324"/>
+        <w:gridCol w:w="3213"/>
+        <w:gridCol w:w="3213"/>
+        <w:gridCol w:w="3213"/>
       </w:tblGrid>
       <w:tr>
         <w:trPr>
@@ -3251,7 +3251,7 @@
         </w:trPr>
         <w:tc>
           <w:tcPr>
-            <w:tcW w:type="dxa" w:w="3324"/>
+            <w:tcW w:type="dxa" w:w="3213"/>
           </w:tcPr>
           <w:p>
             <w:r>
@@ -3266,7 +3266,7 @@
         </w:tc>
         <w:tc>
           <w:tcPr>
-            <w:tcW w:type="dxa" w:w="3324"/>
+            <w:tcW w:type="dxa" w:w="3213"/>
           </w:tcPr>
           <w:p>
             <w:r>
@@ -3281,7 +3281,7 @@
         </w:tc>
         <w:tc>
           <w:tcPr>
-            <w:tcW w:type="dxa" w:w="3324"/>
+            <w:tcW w:type="dxa" w:w="3213"/>
           </w:tcPr>
           <w:p>
             <w:r>
@@ -3298,7 +3298,7 @@
       <w:tr>
         <w:tc>
           <w:tcPr>
-            <w:tcW w:type="dxa" w:w="3324"/>
+            <w:tcW w:type="dxa" w:w="3213"/>
           </w:tcPr>
           <w:p>
             <w:r>
@@ -3312,7 +3312,7 @@
         </w:tc>
         <w:tc>
           <w:tcPr>
-            <w:tcW w:type="dxa" w:w="3324"/>
+            <w:tcW w:type="dxa" w:w="3213"/>
           </w:tcPr>
           <w:p>
             <w:r>
@@ -3326,7 +3326,7 @@
         </w:tc>
         <w:tc>
           <w:tcPr>
-            <w:tcW w:type="dxa" w:w="3324"/>
+            <w:tcW w:type="dxa" w:w="3213"/>
           </w:tcPr>
           <w:p>
             <w:r>
@@ -3342,7 +3342,7 @@
       <w:tr>
         <w:tc>
           <w:tcPr>
-            <w:tcW w:type="dxa" w:w="3324"/>
+            <w:tcW w:type="dxa" w:w="3213"/>
           </w:tcPr>
           <w:p>
             <w:r>
@@ -3356,7 +3356,7 @@
         </w:tc>
         <w:tc>
           <w:tcPr>
-            <w:tcW w:type="dxa" w:w="3324"/>
+            <w:tcW w:type="dxa" w:w="3213"/>
           </w:tcPr>
           <w:p>
             <w:r>
@@ -3370,7 +3370,7 @@
         </w:tc>
         <w:tc>
           <w:tcPr>
-            <w:tcW w:type="dxa" w:w="3324"/>
+            <w:tcW w:type="dxa" w:w="3213"/>
           </w:tcPr>
           <w:p>
             <w:r>
@@ -3386,7 +3386,7 @@
       <w:tr>
         <w:tc>
           <w:tcPr>
-            <w:tcW w:type="dxa" w:w="3324"/>
+            <w:tcW w:type="dxa" w:w="3213"/>
           </w:tcPr>
           <w:p>
             <w:r>
@@ -3400,7 +3400,7 @@
         </w:tc>
         <w:tc>
           <w:tcPr>
-            <w:tcW w:type="dxa" w:w="3324"/>
+            <w:tcW w:type="dxa" w:w="3213"/>
           </w:tcPr>
           <w:p>
             <w:r>
@@ -3414,7 +3414,7 @@
         </w:tc>
         <w:tc>
           <w:tcPr>
-            <w:tcW w:type="dxa" w:w="3324"/>
+            <w:tcW w:type="dxa" w:w="3213"/>
           </w:tcPr>
           <w:p>
             <w:r>
@@ -3430,7 +3430,7 @@
       <w:tr>
         <w:tc>
           <w:tcPr>
-            <w:tcW w:type="dxa" w:w="3324"/>
+            <w:tcW w:type="dxa" w:w="3213"/>
           </w:tcPr>
           <w:p>
             <w:r>
@@ -3444,7 +3444,7 @@
         </w:tc>
         <w:tc>
           <w:tcPr>
-            <w:tcW w:type="dxa" w:w="3324"/>
+            <w:tcW w:type="dxa" w:w="3213"/>
           </w:tcPr>
           <w:p>
             <w:r>
@@ -3458,7 +3458,7 @@
         </w:tc>
         <w:tc>
           <w:tcPr>
-            <w:tcW w:type="dxa" w:w="3324"/>
+            <w:tcW w:type="dxa" w:w="3213"/>
           </w:tcPr>
           <w:p>
             <w:r>
@@ -3474,7 +3474,7 @@
       <w:tr>
         <w:tc>
           <w:tcPr>
-            <w:tcW w:type="dxa" w:w="3324"/>
+            <w:tcW w:type="dxa" w:w="3213"/>
           </w:tcPr>
           <w:p>
             <w:r>
@@ -3488,7 +3488,7 @@
         </w:tc>
         <w:tc>
           <w:tcPr>
-            <w:tcW w:type="dxa" w:w="3324"/>
+            <w:tcW w:type="dxa" w:w="3213"/>
           </w:tcPr>
           <w:p>
             <w:r>
@@ -3502,7 +3502,7 @@
         </w:tc>
         <w:tc>
           <w:tcPr>
-            <w:tcW w:type="dxa" w:w="3324"/>
+            <w:tcW w:type="dxa" w:w="3213"/>
           </w:tcPr>
           <w:p>
             <w:r>
@@ -3518,7 +3518,7 @@
       <w:tr>
         <w:tc>
           <w:tcPr>
-            <w:tcW w:type="dxa" w:w="3324"/>
+            <w:tcW w:type="dxa" w:w="3213"/>
           </w:tcPr>
           <w:p>
             <w:r>
@@ -3540,7 +3540,7 @@
         </w:tc>
         <w:tc>
           <w:tcPr>
-            <w:tcW w:type="dxa" w:w="3324"/>
+            <w:tcW w:type="dxa" w:w="3213"/>
           </w:tcPr>
           <w:p>
             <w:r>
@@ -3554,7 +3554,7 @@
         </w:tc>
         <w:tc>
           <w:tcPr>
-            <w:tcW w:type="dxa" w:w="3324"/>
+            <w:tcW w:type="dxa" w:w="3213"/>
           </w:tcPr>
           <w:p>
             <w:r>
@@ -3693,7 +3693,7 @@
       </w:r>
     </w:p>
     <w:sectPr>
-      <w:pgSz w:w="12240" w:h="15840"/>
+      <w:pgSz w:w="11906" w:h="16838"/>
       <w:pgMar w:top="1134" w:right="850" w:bottom="1134" w:left="1417" w:header="720" w:footer="720" w:gutter="0"/>
       <w:cols w:space="720"/>
       <w:docGrid w:linePitch="360"/>
